--- a/fiches-docx/F-09.docx
+++ b/fiches-docx/F-09.docx
@@ -16,6 +16,12 @@
           <w:tcPr>
             <w:tcW w:type="dxa" w:w="9972"/>
             <w:shd w:val="clear" w:color="auto" w:fill="c8e8bc"/>
+            <w:tcBorders>
+              <w:top w:val="single" w:sz="6" w:space="0" w:color="333333"/>
+              <w:left w:val="single" w:sz="6" w:space="0" w:color="333333"/>
+              <w:bottom w:val="single" w:sz="6" w:space="0" w:color="333333"/>
+              <w:right w:val="single" w:sz="6" w:space="0" w:color="333333"/>
+            </w:tcBorders>
           </w:tcPr>
           <w:p>
             <w:pPr>
@@ -25,10 +31,332 @@
             <w:r>
               <w:rPr>
                 <w:b/>
-                <w:color w:val="1A2B22"/>
-                <w:sz w:val="26"/>
+                <w:sz w:val="24"/>
               </w:rPr>
-              <w:t xml:space="preserve">  F-09 — محضر اجتماع مكتب النادي التربوي  </w:t>
+              <w:t>بطاقة عناصر محضر الاجتماع</w:t>
+            </w:r>
+          </w:p>
+        </w:tc>
+      </w:tr>
+    </w:tbl>
+    <w:p/>
+    <w:tbl>
+      <w:tblPr>
+        <w:tblW w:type="auto" w:w="0"/>
+        <w:jc w:val="center"/>
+        <w:tblLook w:firstColumn="1" w:firstRow="1" w:lastColumn="0" w:lastRow="0" w:noHBand="0" w:noVBand="1" w:val="04A0"/>
+      </w:tblPr>
+      <w:tblGrid>
+        <w:gridCol w:w="2493"/>
+        <w:gridCol w:w="2493"/>
+        <w:gridCol w:w="2493"/>
+        <w:gridCol w:w="2493"/>
+      </w:tblGrid>
+      <w:tr>
+        <w:tc>
+          <w:tcPr>
+            <w:tcW w:type="dxa" w:w="2493"/>
+            <w:tcBorders>
+              <w:top w:val="none" w:sz="0" w:space="0" w:color="auto"/>
+              <w:left w:val="none" w:sz="0" w:space="0" w:color="auto"/>
+              <w:bottom w:val="none" w:sz="0" w:space="0" w:color="auto"/>
+              <w:right w:val="none" w:sz="0" w:space="0" w:color="auto"/>
+            </w:tcBorders>
+          </w:tcPr>
+          <w:p>
+            <w:pPr>
+              <w:bidi/>
+            </w:pPr>
+            <w:r>
+              <w:rPr>
+                <w:b/>
+                <w:sz w:val="19"/>
+              </w:rPr>
+              <w:t>الأكاديميـة :</w:t>
+            </w:r>
+          </w:p>
+        </w:tc>
+        <w:tc>
+          <w:tcPr>
+            <w:tcW w:type="dxa" w:w="2493"/>
+            <w:tcBorders>
+              <w:top w:val="none" w:sz="0" w:space="0" w:color="auto"/>
+              <w:left w:val="none" w:sz="0" w:space="0" w:color="auto"/>
+              <w:bottom w:val="none" w:sz="0" w:space="0" w:color="auto"/>
+              <w:right w:val="none" w:sz="0" w:space="0" w:color="auto"/>
+            </w:tcBorders>
+          </w:tcPr>
+          <w:p>
+            <w:pPr>
+              <w:bidi/>
+            </w:pPr>
+            <w:r>
+              <w:rPr>
+                <w:color w:val="555555"/>
+                <w:sz w:val="18"/>
+              </w:rPr>
+              <w:t>. . . . . . . . . . . . . . . . . . . . .</w:t>
+            </w:r>
+          </w:p>
+        </w:tc>
+        <w:tc>
+          <w:tcPr>
+            <w:tcW w:type="dxa" w:w="2493"/>
+            <w:tcBorders>
+              <w:top w:val="none" w:sz="0" w:space="0" w:color="auto"/>
+              <w:left w:val="none" w:sz="0" w:space="0" w:color="auto"/>
+              <w:bottom w:val="none" w:sz="0" w:space="0" w:color="auto"/>
+              <w:right w:val="none" w:sz="0" w:space="0" w:color="auto"/>
+            </w:tcBorders>
+          </w:tcPr>
+          <w:p>
+            <w:pPr>
+              <w:bidi/>
+            </w:pPr>
+            <w:r>
+              <w:rPr>
+                <w:b/>
+                <w:sz w:val="19"/>
+              </w:rPr>
+              <w:t>المديرية الإقليمية :</w:t>
+            </w:r>
+          </w:p>
+        </w:tc>
+        <w:tc>
+          <w:tcPr>
+            <w:tcW w:type="dxa" w:w="2493"/>
+            <w:tcBorders>
+              <w:top w:val="none" w:sz="0" w:space="0" w:color="auto"/>
+              <w:left w:val="none" w:sz="0" w:space="0" w:color="auto"/>
+              <w:bottom w:val="none" w:sz="0" w:space="0" w:color="auto"/>
+              <w:right w:val="none" w:sz="0" w:space="0" w:color="auto"/>
+            </w:tcBorders>
+          </w:tcPr>
+          <w:p>
+            <w:pPr>
+              <w:bidi/>
+            </w:pPr>
+            <w:r>
+              <w:rPr>
+                <w:color w:val="555555"/>
+                <w:sz w:val="18"/>
+              </w:rPr>
+              <w:t>. . . . . . . . . . . . . . . . . . . . .</w:t>
+            </w:r>
+          </w:p>
+        </w:tc>
+      </w:tr>
+      <w:tr>
+        <w:tc>
+          <w:tcPr>
+            <w:tcW w:type="dxa" w:w="2493"/>
+            <w:tcBorders>
+              <w:top w:val="none" w:sz="0" w:space="0" w:color="auto"/>
+              <w:left w:val="none" w:sz="0" w:space="0" w:color="auto"/>
+              <w:bottom w:val="none" w:sz="0" w:space="0" w:color="auto"/>
+              <w:right w:val="none" w:sz="0" w:space="0" w:color="auto"/>
+            </w:tcBorders>
+          </w:tcPr>
+          <w:p>
+            <w:pPr>
+              <w:bidi/>
+            </w:pPr>
+            <w:r>
+              <w:rPr>
+                <w:b/>
+                <w:sz w:val="19"/>
+              </w:rPr>
+              <w:t>المؤسسـة :</w:t>
+            </w:r>
+          </w:p>
+        </w:tc>
+        <w:tc>
+          <w:tcPr>
+            <w:tcW w:type="dxa" w:w="2493"/>
+            <w:tcBorders>
+              <w:top w:val="none" w:sz="0" w:space="0" w:color="auto"/>
+              <w:left w:val="none" w:sz="0" w:space="0" w:color="auto"/>
+              <w:bottom w:val="none" w:sz="0" w:space="0" w:color="auto"/>
+              <w:right w:val="none" w:sz="0" w:space="0" w:color="auto"/>
+            </w:tcBorders>
+          </w:tcPr>
+          <w:p>
+            <w:pPr>
+              <w:bidi/>
+            </w:pPr>
+            <w:r>
+              <w:rPr>
+                <w:color w:val="555555"/>
+                <w:sz w:val="18"/>
+              </w:rPr>
+              <w:t>. . . . . . . . . . . . . . . . . . . . .</w:t>
+            </w:r>
+          </w:p>
+        </w:tc>
+        <w:tc>
+          <w:tcPr>
+            <w:tcW w:type="dxa" w:w="2493"/>
+            <w:tcBorders>
+              <w:top w:val="none" w:sz="0" w:space="0" w:color="auto"/>
+              <w:left w:val="none" w:sz="0" w:space="0" w:color="auto"/>
+              <w:bottom w:val="none" w:sz="0" w:space="0" w:color="auto"/>
+              <w:right w:val="none" w:sz="0" w:space="0" w:color="auto"/>
+            </w:tcBorders>
+          </w:tcPr>
+          <w:p>
+            <w:pPr>
+              <w:bidi/>
+            </w:pPr>
+            <w:r>
+              <w:rPr>
+                <w:b/>
+                <w:sz w:val="19"/>
+              </w:rPr>
+              <w:t>النـادي :</w:t>
+            </w:r>
+          </w:p>
+        </w:tc>
+        <w:tc>
+          <w:tcPr>
+            <w:tcW w:type="dxa" w:w="2493"/>
+            <w:tcBorders>
+              <w:top w:val="none" w:sz="0" w:space="0" w:color="auto"/>
+              <w:left w:val="none" w:sz="0" w:space="0" w:color="auto"/>
+              <w:bottom w:val="none" w:sz="0" w:space="0" w:color="auto"/>
+              <w:right w:val="none" w:sz="0" w:space="0" w:color="auto"/>
+            </w:tcBorders>
+          </w:tcPr>
+          <w:p>
+            <w:pPr>
+              <w:bidi/>
+            </w:pPr>
+            <w:r>
+              <w:rPr>
+                <w:color w:val="555555"/>
+                <w:sz w:val="18"/>
+              </w:rPr>
+              <w:t>. . . . . . . . . . . . . . . . . . . . .</w:t>
+            </w:r>
+          </w:p>
+        </w:tc>
+      </w:tr>
+      <w:tr>
+        <w:tc>
+          <w:tcPr>
+            <w:tcW w:type="dxa" w:w="2493"/>
+            <w:tcBorders>
+              <w:top w:val="none" w:sz="0" w:space="0" w:color="auto"/>
+              <w:left w:val="none" w:sz="0" w:space="0" w:color="auto"/>
+              <w:bottom w:val="none" w:sz="0" w:space="0" w:color="auto"/>
+              <w:right w:val="none" w:sz="0" w:space="0" w:color="auto"/>
+            </w:tcBorders>
+          </w:tcPr>
+          <w:p>
+            <w:pPr>
+              <w:bidi/>
+            </w:pPr>
+            <w:r>
+              <w:rPr>
+                <w:b/>
+                <w:sz w:val="19"/>
+              </w:rPr>
+              <w:t>التاريـخ :</w:t>
+            </w:r>
+          </w:p>
+        </w:tc>
+        <w:tc>
+          <w:tcPr>
+            <w:tcW w:type="dxa" w:w="2493"/>
+            <w:tcBorders>
+              <w:top w:val="none" w:sz="0" w:space="0" w:color="auto"/>
+              <w:left w:val="none" w:sz="0" w:space="0" w:color="auto"/>
+              <w:bottom w:val="none" w:sz="0" w:space="0" w:color="auto"/>
+              <w:right w:val="none" w:sz="0" w:space="0" w:color="auto"/>
+            </w:tcBorders>
+          </w:tcPr>
+          <w:p>
+            <w:pPr>
+              <w:bidi/>
+            </w:pPr>
+            <w:r>
+              <w:rPr>
+                <w:color w:val="555555"/>
+                <w:sz w:val="18"/>
+              </w:rPr>
+              <w:t>. . . . . . . . . . . . . . . . . . . . .</w:t>
+            </w:r>
+          </w:p>
+        </w:tc>
+        <w:tc>
+          <w:tcPr>
+            <w:tcW w:type="dxa" w:w="2493"/>
+            <w:tcBorders>
+              <w:top w:val="none" w:sz="0" w:space="0" w:color="auto"/>
+              <w:left w:val="none" w:sz="0" w:space="0" w:color="auto"/>
+              <w:bottom w:val="none" w:sz="0" w:space="0" w:color="auto"/>
+              <w:right w:val="none" w:sz="0" w:space="0" w:color="auto"/>
+            </w:tcBorders>
+          </w:tcPr>
+          <w:p>
+            <w:pPr>
+              <w:bidi/>
+            </w:pPr>
+            <w:r>
+              <w:rPr>
+                <w:b/>
+                <w:sz w:val="19"/>
+              </w:rPr>
+              <w:t>المكـان :</w:t>
+            </w:r>
+          </w:p>
+        </w:tc>
+        <w:tc>
+          <w:tcPr>
+            <w:tcW w:type="dxa" w:w="2493"/>
+            <w:tcBorders>
+              <w:top w:val="none" w:sz="0" w:space="0" w:color="auto"/>
+              <w:left w:val="none" w:sz="0" w:space="0" w:color="auto"/>
+              <w:bottom w:val="none" w:sz="0" w:space="0" w:color="auto"/>
+              <w:right w:val="none" w:sz="0" w:space="0" w:color="auto"/>
+            </w:tcBorders>
+          </w:tcPr>
+          <w:p>
+            <w:pPr>
+              <w:bidi/>
+            </w:pPr>
+            <w:r>
+              <w:rPr>
+                <w:color w:val="555555"/>
+                <w:sz w:val="18"/>
+              </w:rPr>
+              <w:t>. . . . . . . . . . . . . . . . . . . . .</w:t>
+            </w:r>
+          </w:p>
+        </w:tc>
+      </w:tr>
+      <w:tr>
+        <w:tc>
+          <w:tcPr>
+            <w:tcW w:type="dxa" w:w="9972"/>
+            <w:gridSpan w:val="4"/>
+            <w:tcBorders>
+              <w:top w:val="none" w:sz="0" w:space="0" w:color="auto"/>
+              <w:left w:val="none" w:sz="0" w:space="0" w:color="auto"/>
+              <w:bottom w:val="none" w:sz="0" w:space="0" w:color="auto"/>
+              <w:right w:val="none" w:sz="0" w:space="0" w:color="auto"/>
+            </w:tcBorders>
+          </w:tcPr>
+          <w:p>
+            <w:pPr>
+              <w:jc w:val="center"/>
+              <w:bidi/>
+            </w:pPr>
+            <w:r>
+              <w:rPr>
+                <w:b/>
+                <w:sz w:val="20"/>
+              </w:rPr>
+              <w:t>الموسم الدراسي :  . . . . . . . .  /  . . . . . . . .</w:t>
             </w:r>
           </w:p>
         </w:tc>
@@ -42,102 +370,11 @@
       <w:r>
         <w:rPr>
           <w:b/>
-          <w:sz w:val="22"/>
         </w:rPr>
-        <w:t xml:space="preserve">اسم النادي: </w:t>
+        <w:t xml:space="preserve">المسير(ة) أو المسيرون :  </w:t>
       </w:r>
       <w:r>
-        <w:t>__________________________________________________</w:t>
-      </w:r>
-    </w:p>
-    <w:p>
-      <w:pPr>
-        <w:bidi/>
-      </w:pPr>
-      <w:r>
-        <w:rPr>
-          <w:b/>
-          <w:sz w:val="22"/>
-        </w:rPr>
-        <w:t xml:space="preserve">رقم الاجتماع: </w:t>
-      </w:r>
-      <w:r>
-        <w:t>__________________________________________________</w:t>
-      </w:r>
-    </w:p>
-    <w:p>
-      <w:pPr>
-        <w:bidi/>
-      </w:pPr>
-      <w:r>
-        <w:rPr>
-          <w:b/>
-          <w:sz w:val="22"/>
-        </w:rPr>
-        <w:t xml:space="preserve">التاريخ: </w:t>
-      </w:r>
-      <w:r>
-        <w:t>__________________________________________________</w:t>
-      </w:r>
-    </w:p>
-    <w:p>
-      <w:pPr>
-        <w:bidi/>
-      </w:pPr>
-      <w:r>
-        <w:rPr>
-          <w:b/>
-          <w:sz w:val="22"/>
-        </w:rPr>
-        <w:t xml:space="preserve">المكان: </w:t>
-      </w:r>
-      <w:r>
-        <w:t>__________________________________________________</w:t>
-      </w:r>
-    </w:p>
-    <w:p>
-      <w:pPr>
-        <w:bidi/>
-      </w:pPr>
-      <w:r>
-        <w:rPr>
-          <w:b/>
-          <w:sz w:val="22"/>
-        </w:rPr>
-        <w:t xml:space="preserve">المسيِّر: </w:t>
-      </w:r>
-      <w:r>
-        <w:t>__________________________________________________</w:t>
-      </w:r>
-    </w:p>
-    <w:p>
-      <w:pPr>
-        <w:bidi/>
-      </w:pPr>
-      <w:r>
-        <w:rPr>
-          <w:b/>
-          <w:sz w:val="22"/>
-        </w:rPr>
-        <w:t xml:space="preserve">الحاضرون: </w:t>
-      </w:r>
-      <w:r>
-        <w:t>__________________________________________________</w:t>
-      </w:r>
-    </w:p>
-    <w:p>
-      <w:pPr>
-        <w:bidi/>
-      </w:pPr>
-      <w:r>
-        <w:rPr>
-          <w:b/>
-          <w:sz w:val="22"/>
-        </w:rPr>
-        <w:t xml:space="preserve">المتغيِّبون: </w:t>
-      </w:r>
-      <w:r>
-        <w:t>__________________________________________________</w:t>
+        <w:t>. . . . . . . . . . . . . . . . . . . . . . . . . . . . . . . . . . . . . . . . . . . . . . .</w:t>
       </w:r>
     </w:p>
     <w:p/>
@@ -148,10 +385,8 @@
       <w:r>
         <w:rPr>
           <w:b/>
-          <w:color w:val="2D6A4F"/>
-          <w:sz w:val="22"/>
         </w:rPr>
-        <w:t>◆  جدول الأعمال</w:t>
+        <w:t>جدول الأعمال :</w:t>
       </w:r>
     </w:p>
     <w:p>
@@ -159,7 +394,11 @@
         <w:bidi/>
       </w:pPr>
       <w:r>
-        <w:t xml:space="preserve">  •  ___________________________</w:t>
+        <w:rPr>
+          <w:color w:val="555555"/>
+          <w:sz w:val="18"/>
+        </w:rPr>
+        <w:t>. . . . . . . . . . . . . . . . . . . . . . . . . . . . . . . . . . . . . . . . . . . . . . .</w:t>
       </w:r>
     </w:p>
     <w:p>
@@ -167,7 +406,11 @@
         <w:bidi/>
       </w:pPr>
       <w:r>
-        <w:t xml:space="preserve">  •  ___________________________</w:t>
+        <w:rPr>
+          <w:color w:val="555555"/>
+          <w:sz w:val="18"/>
+        </w:rPr>
+        <w:t>. . . . . . . . . . . . . . . . . . . . . . . . . . . . . . . . . . . . . . . . . . . . . . .</w:t>
       </w:r>
     </w:p>
     <w:p>
@@ -175,15 +418,11 @@
         <w:bidi/>
       </w:pPr>
       <w:r>
-        <w:t xml:space="preserve">  •  ___________________________</w:t>
-      </w:r>
-    </w:p>
-    <w:p>
-      <w:pPr>
-        <w:bidi/>
-      </w:pPr>
-      <w:r>
-        <w:t xml:space="preserve">  •  ___________________________</w:t>
+        <w:rPr>
+          <w:color w:val="555555"/>
+          <w:sz w:val="18"/>
+        </w:rPr>
+        <w:t>. . . . . . . . . . .</w:t>
       </w:r>
     </w:p>
     <w:p/>
@@ -194,10 +433,105 @@
       <w:r>
         <w:rPr>
           <w:b/>
-          <w:color w:val="2D6A4F"/>
-          <w:sz w:val="22"/>
         </w:rPr>
-        <w:t>◆  نتائج المداولات</w:t>
+        <w:t>الحاضرون :</w:t>
+      </w:r>
+    </w:p>
+    <w:p>
+      <w:pPr>
+        <w:bidi/>
+      </w:pPr>
+      <w:r>
+        <w:rPr>
+          <w:color w:val="555555"/>
+          <w:sz w:val="18"/>
+        </w:rPr>
+        <w:t>. . . . . . . . . . . . . . . . . . . . . . . . . . . . . . . . . . . . . . . . . . . . . . .</w:t>
+      </w:r>
+    </w:p>
+    <w:p>
+      <w:pPr>
+        <w:bidi/>
+      </w:pPr>
+      <w:r>
+        <w:rPr>
+          <w:color w:val="555555"/>
+          <w:sz w:val="18"/>
+        </w:rPr>
+        <w:t>. . . . . . . . . . . . . . . . . . . . . . . . . . . . . . . . . . . . . . . . . . . . . . .</w:t>
+      </w:r>
+    </w:p>
+    <w:p>
+      <w:pPr>
+        <w:bidi/>
+      </w:pPr>
+      <w:r>
+        <w:rPr>
+          <w:color w:val="555555"/>
+          <w:sz w:val="18"/>
+        </w:rPr>
+        <w:t>. . . . . . . . . . .</w:t>
+      </w:r>
+    </w:p>
+    <w:p/>
+    <w:p>
+      <w:pPr>
+        <w:bidi/>
+      </w:pPr>
+      <w:r>
+        <w:rPr>
+          <w:b/>
+        </w:rPr>
+        <w:t>المتغيبون بعذر ثم بدون عذر :</w:t>
+      </w:r>
+    </w:p>
+    <w:p>
+      <w:pPr>
+        <w:bidi/>
+      </w:pPr>
+      <w:r>
+        <w:rPr>
+          <w:color w:val="555555"/>
+          <w:sz w:val="18"/>
+        </w:rPr>
+        <w:t>. . . . . . . . . . . . . . . . . . . . . . . . . . . . . . . . . . . . . . . . . . . . . . .</w:t>
+      </w:r>
+    </w:p>
+    <w:p>
+      <w:pPr>
+        <w:bidi/>
+      </w:pPr>
+      <w:r>
+        <w:rPr>
+          <w:color w:val="555555"/>
+          <w:sz w:val="18"/>
+        </w:rPr>
+        <w:t>. . . . . . . . . . . . . . . . . . . . . . . . . . . . . . . . . . . . . . . . . . . . . . .</w:t>
+      </w:r>
+    </w:p>
+    <w:p>
+      <w:pPr>
+        <w:bidi/>
+      </w:pPr>
+      <w:r>
+        <w:rPr>
+          <w:color w:val="555555"/>
+          <w:sz w:val="18"/>
+        </w:rPr>
+        <w:t>. . . . . . . . . . .</w:t>
+      </w:r>
+    </w:p>
+    <w:p/>
+    <w:p>
+      <w:pPr>
+        <w:bidi/>
+      </w:pPr>
+      <w:r>
+        <w:rPr>
+          <w:b/>
+          <w:sz w:val="20"/>
+        </w:rPr>
+        <w:t xml:space="preserve"> نتائج الاجتماع :</w:t>
       </w:r>
     </w:p>
     <w:tbl>
@@ -219,6 +553,12 @@
           <w:tcPr>
             <w:tcW w:type="dxa" w:w="1994"/>
             <w:shd w:val="clear" w:color="auto" w:fill="e8e8e8"/>
+            <w:tcBorders>
+              <w:top w:val="single" w:sz="4" w:space="0" w:color="555555"/>
+              <w:left w:val="single" w:sz="4" w:space="0" w:color="555555"/>
+              <w:bottom w:val="single" w:sz="4" w:space="0" w:color="555555"/>
+              <w:right w:val="single" w:sz="4" w:space="0" w:color="555555"/>
+            </w:tcBorders>
           </w:tcPr>
           <w:p>
             <w:pPr>
@@ -228,9 +568,11 @@
             <w:r>
               <w:rPr>
                 <w:b/>
-                <w:sz w:val="20"/>
+                <w:sz w:val="18"/>
               </w:rPr>
-              <w:t>النقطة</w:t>
+              <w:t>المحور</w:t>
+              <w:br/>
+              <w:t>(من نقط جدول الأعمال)</w:t>
             </w:r>
           </w:p>
         </w:tc>
@@ -238,6 +580,12 @@
           <w:tcPr>
             <w:tcW w:type="dxa" w:w="1994"/>
             <w:shd w:val="clear" w:color="auto" w:fill="e8e8e8"/>
+            <w:tcBorders>
+              <w:top w:val="single" w:sz="4" w:space="0" w:color="555555"/>
+              <w:left w:val="single" w:sz="4" w:space="0" w:color="555555"/>
+              <w:bottom w:val="single" w:sz="4" w:space="0" w:color="555555"/>
+              <w:right w:val="single" w:sz="4" w:space="0" w:color="555555"/>
+            </w:tcBorders>
           </w:tcPr>
           <w:p>
             <w:pPr>
@@ -247,9 +595,9 @@
             <w:r>
               <w:rPr>
                 <w:b/>
-                <w:sz w:val="20"/>
+                <w:sz w:val="18"/>
               </w:rPr>
-              <w:t>المداولة / القرار</w:t>
+              <w:t>القرارات المتخذة</w:t>
             </w:r>
           </w:p>
         </w:tc>
@@ -257,6 +605,12 @@
           <w:tcPr>
             <w:tcW w:type="dxa" w:w="1994"/>
             <w:shd w:val="clear" w:color="auto" w:fill="e8e8e8"/>
+            <w:tcBorders>
+              <w:top w:val="single" w:sz="4" w:space="0" w:color="555555"/>
+              <w:left w:val="single" w:sz="4" w:space="0" w:color="555555"/>
+              <w:bottom w:val="single" w:sz="4" w:space="0" w:color="555555"/>
+              <w:right w:val="single" w:sz="4" w:space="0" w:color="555555"/>
+            </w:tcBorders>
           </w:tcPr>
           <w:p>
             <w:pPr>
@@ -266,9 +620,9 @@
             <w:r>
               <w:rPr>
                 <w:b/>
-                <w:sz w:val="20"/>
+                <w:sz w:val="18"/>
               </w:rPr>
-              <w:t>المسؤول عن التنفيذ</w:t>
+              <w:t>مسؤولية الإنجاز</w:t>
             </w:r>
           </w:p>
         </w:tc>
@@ -276,6 +630,12 @@
           <w:tcPr>
             <w:tcW w:type="dxa" w:w="1994"/>
             <w:shd w:val="clear" w:color="auto" w:fill="e8e8e8"/>
+            <w:tcBorders>
+              <w:top w:val="single" w:sz="4" w:space="0" w:color="555555"/>
+              <w:left w:val="single" w:sz="4" w:space="0" w:color="555555"/>
+              <w:bottom w:val="single" w:sz="4" w:space="0" w:color="555555"/>
+              <w:right w:val="single" w:sz="4" w:space="0" w:color="555555"/>
+            </w:tcBorders>
           </w:tcPr>
           <w:p>
             <w:pPr>
@@ -285,9 +645,9 @@
             <w:r>
               <w:rPr>
                 <w:b/>
-                <w:sz w:val="20"/>
+                <w:sz w:val="18"/>
               </w:rPr>
-              <w:t>الأجل</w:t>
+              <w:t>النتائج المنتظرة</w:t>
             </w:r>
           </w:p>
         </w:tc>
@@ -295,6 +655,12 @@
           <w:tcPr>
             <w:tcW w:type="dxa" w:w="1994"/>
             <w:shd w:val="clear" w:color="auto" w:fill="e8e8e8"/>
+            <w:tcBorders>
+              <w:top w:val="single" w:sz="4" w:space="0" w:color="555555"/>
+              <w:left w:val="single" w:sz="4" w:space="0" w:color="555555"/>
+              <w:bottom w:val="single" w:sz="4" w:space="0" w:color="555555"/>
+              <w:right w:val="single" w:sz="4" w:space="0" w:color="555555"/>
+            </w:tcBorders>
           </w:tcPr>
           <w:p>
             <w:pPr>
@@ -304,625 +670,209 @@
             <w:r>
               <w:rPr>
                 <w:b/>
-                <w:sz w:val="20"/>
+                <w:sz w:val="18"/>
               </w:rPr>
-              <w:t>الملاحظات</w:t>
+              <w:t>آجال الإنجاز</w:t>
             </w:r>
           </w:p>
         </w:tc>
       </w:tr>
       <w:tr>
+        <w:trPr>
+          <w:trHeight w:val="850"/>
+        </w:trPr>
         <w:tc>
           <w:tcPr>
             <w:tcW w:type="dxa" w:w="1994"/>
+            <w:tcBorders>
+              <w:top w:val="single" w:sz="4" w:space="0" w:color="555555"/>
+              <w:left w:val="single" w:sz="4" w:space="0" w:color="555555"/>
+              <w:bottom w:val="single" w:sz="4" w:space="0" w:color="555555"/>
+              <w:right w:val="single" w:sz="4" w:space="0" w:color="555555"/>
+            </w:tcBorders>
           </w:tcPr>
-          <w:p>
-            <w:pPr>
-              <w:jc w:val="center"/>
-            </w:pPr>
-          </w:p>
+          <w:p/>
         </w:tc>
         <w:tc>
           <w:tcPr>
             <w:tcW w:type="dxa" w:w="1994"/>
+            <w:tcBorders>
+              <w:top w:val="single" w:sz="4" w:space="0" w:color="555555"/>
+              <w:left w:val="single" w:sz="4" w:space="0" w:color="555555"/>
+              <w:bottom w:val="single" w:sz="4" w:space="0" w:color="555555"/>
+              <w:right w:val="single" w:sz="4" w:space="0" w:color="555555"/>
+            </w:tcBorders>
           </w:tcPr>
-          <w:p>
-            <w:pPr>
-              <w:jc w:val="center"/>
-            </w:pPr>
-          </w:p>
+          <w:p/>
         </w:tc>
         <w:tc>
           <w:tcPr>
             <w:tcW w:type="dxa" w:w="1994"/>
+            <w:tcBorders>
+              <w:top w:val="single" w:sz="4" w:space="0" w:color="555555"/>
+              <w:left w:val="single" w:sz="4" w:space="0" w:color="555555"/>
+              <w:bottom w:val="single" w:sz="4" w:space="0" w:color="555555"/>
+              <w:right w:val="single" w:sz="4" w:space="0" w:color="555555"/>
+            </w:tcBorders>
           </w:tcPr>
-          <w:p>
-            <w:pPr>
-              <w:jc w:val="center"/>
-            </w:pPr>
-          </w:p>
+          <w:p/>
         </w:tc>
         <w:tc>
           <w:tcPr>
             <w:tcW w:type="dxa" w:w="1994"/>
+            <w:tcBorders>
+              <w:top w:val="single" w:sz="4" w:space="0" w:color="555555"/>
+              <w:left w:val="single" w:sz="4" w:space="0" w:color="555555"/>
+              <w:bottom w:val="single" w:sz="4" w:space="0" w:color="555555"/>
+              <w:right w:val="single" w:sz="4" w:space="0" w:color="555555"/>
+            </w:tcBorders>
           </w:tcPr>
-          <w:p>
-            <w:pPr>
-              <w:jc w:val="center"/>
-            </w:pPr>
-          </w:p>
+          <w:p/>
         </w:tc>
         <w:tc>
           <w:tcPr>
             <w:tcW w:type="dxa" w:w="1994"/>
+            <w:tcBorders>
+              <w:top w:val="single" w:sz="4" w:space="0" w:color="555555"/>
+              <w:left w:val="single" w:sz="4" w:space="0" w:color="555555"/>
+              <w:bottom w:val="single" w:sz="4" w:space="0" w:color="555555"/>
+              <w:right w:val="single" w:sz="4" w:space="0" w:color="555555"/>
+            </w:tcBorders>
           </w:tcPr>
-          <w:p>
-            <w:pPr>
-              <w:jc w:val="center"/>
-            </w:pPr>
-          </w:p>
+          <w:p/>
         </w:tc>
       </w:tr>
       <w:tr>
+        <w:trPr>
+          <w:trHeight w:val="850"/>
+        </w:trPr>
         <w:tc>
           <w:tcPr>
             <w:tcW w:type="dxa" w:w="1994"/>
+            <w:tcBorders>
+              <w:top w:val="single" w:sz="4" w:space="0" w:color="555555"/>
+              <w:left w:val="single" w:sz="4" w:space="0" w:color="555555"/>
+              <w:bottom w:val="single" w:sz="4" w:space="0" w:color="555555"/>
+              <w:right w:val="single" w:sz="4" w:space="0" w:color="555555"/>
+            </w:tcBorders>
           </w:tcPr>
-          <w:p>
-            <w:pPr>
-              <w:jc w:val="center"/>
-            </w:pPr>
-          </w:p>
+          <w:p/>
         </w:tc>
         <w:tc>
           <w:tcPr>
             <w:tcW w:type="dxa" w:w="1994"/>
+            <w:tcBorders>
+              <w:top w:val="single" w:sz="4" w:space="0" w:color="555555"/>
+              <w:left w:val="single" w:sz="4" w:space="0" w:color="555555"/>
+              <w:bottom w:val="single" w:sz="4" w:space="0" w:color="555555"/>
+              <w:right w:val="single" w:sz="4" w:space="0" w:color="555555"/>
+            </w:tcBorders>
           </w:tcPr>
-          <w:p>
-            <w:pPr>
-              <w:jc w:val="center"/>
-            </w:pPr>
-          </w:p>
+          <w:p/>
         </w:tc>
         <w:tc>
           <w:tcPr>
             <w:tcW w:type="dxa" w:w="1994"/>
+            <w:tcBorders>
+              <w:top w:val="single" w:sz="4" w:space="0" w:color="555555"/>
+              <w:left w:val="single" w:sz="4" w:space="0" w:color="555555"/>
+              <w:bottom w:val="single" w:sz="4" w:space="0" w:color="555555"/>
+              <w:right w:val="single" w:sz="4" w:space="0" w:color="555555"/>
+            </w:tcBorders>
           </w:tcPr>
-          <w:p>
-            <w:pPr>
-              <w:jc w:val="center"/>
-            </w:pPr>
-          </w:p>
+          <w:p/>
         </w:tc>
         <w:tc>
           <w:tcPr>
             <w:tcW w:type="dxa" w:w="1994"/>
+            <w:tcBorders>
+              <w:top w:val="single" w:sz="4" w:space="0" w:color="555555"/>
+              <w:left w:val="single" w:sz="4" w:space="0" w:color="555555"/>
+              <w:bottom w:val="single" w:sz="4" w:space="0" w:color="555555"/>
+              <w:right w:val="single" w:sz="4" w:space="0" w:color="555555"/>
+            </w:tcBorders>
           </w:tcPr>
-          <w:p>
-            <w:pPr>
-              <w:jc w:val="center"/>
-            </w:pPr>
-          </w:p>
+          <w:p/>
         </w:tc>
         <w:tc>
           <w:tcPr>
             <w:tcW w:type="dxa" w:w="1994"/>
+            <w:tcBorders>
+              <w:top w:val="single" w:sz="4" w:space="0" w:color="555555"/>
+              <w:left w:val="single" w:sz="4" w:space="0" w:color="555555"/>
+              <w:bottom w:val="single" w:sz="4" w:space="0" w:color="555555"/>
+              <w:right w:val="single" w:sz="4" w:space="0" w:color="555555"/>
+            </w:tcBorders>
           </w:tcPr>
-          <w:p>
-            <w:pPr>
-              <w:jc w:val="center"/>
-            </w:pPr>
-          </w:p>
+          <w:p/>
         </w:tc>
       </w:tr>
       <w:tr>
+        <w:trPr>
+          <w:trHeight w:val="850"/>
+        </w:trPr>
         <w:tc>
           <w:tcPr>
             <w:tcW w:type="dxa" w:w="1994"/>
+            <w:tcBorders>
+              <w:top w:val="single" w:sz="4" w:space="0" w:color="555555"/>
+              <w:left w:val="single" w:sz="4" w:space="0" w:color="555555"/>
+              <w:bottom w:val="single" w:sz="4" w:space="0" w:color="555555"/>
+              <w:right w:val="single" w:sz="4" w:space="0" w:color="555555"/>
+            </w:tcBorders>
           </w:tcPr>
-          <w:p>
-            <w:pPr>
-              <w:jc w:val="center"/>
-            </w:pPr>
-          </w:p>
+          <w:p/>
         </w:tc>
         <w:tc>
           <w:tcPr>
             <w:tcW w:type="dxa" w:w="1994"/>
+            <w:tcBorders>
+              <w:top w:val="single" w:sz="4" w:space="0" w:color="555555"/>
+              <w:left w:val="single" w:sz="4" w:space="0" w:color="555555"/>
+              <w:bottom w:val="single" w:sz="4" w:space="0" w:color="555555"/>
+              <w:right w:val="single" w:sz="4" w:space="0" w:color="555555"/>
+            </w:tcBorders>
           </w:tcPr>
-          <w:p>
-            <w:pPr>
-              <w:jc w:val="center"/>
-            </w:pPr>
-          </w:p>
+          <w:p/>
         </w:tc>
         <w:tc>
           <w:tcPr>
             <w:tcW w:type="dxa" w:w="1994"/>
+            <w:tcBorders>
+              <w:top w:val="single" w:sz="4" w:space="0" w:color="555555"/>
+              <w:left w:val="single" w:sz="4" w:space="0" w:color="555555"/>
+              <w:bottom w:val="single" w:sz="4" w:space="0" w:color="555555"/>
+              <w:right w:val="single" w:sz="4" w:space="0" w:color="555555"/>
+            </w:tcBorders>
           </w:tcPr>
-          <w:p>
-            <w:pPr>
-              <w:jc w:val="center"/>
-            </w:pPr>
-          </w:p>
+          <w:p/>
         </w:tc>
         <w:tc>
           <w:tcPr>
             <w:tcW w:type="dxa" w:w="1994"/>
+            <w:tcBorders>
+              <w:top w:val="single" w:sz="4" w:space="0" w:color="555555"/>
+              <w:left w:val="single" w:sz="4" w:space="0" w:color="555555"/>
+              <w:bottom w:val="single" w:sz="4" w:space="0" w:color="555555"/>
+              <w:right w:val="single" w:sz="4" w:space="0" w:color="555555"/>
+            </w:tcBorders>
           </w:tcPr>
-          <w:p>
-            <w:pPr>
-              <w:jc w:val="center"/>
-            </w:pPr>
-          </w:p>
+          <w:p/>
         </w:tc>
         <w:tc>
           <w:tcPr>
             <w:tcW w:type="dxa" w:w="1994"/>
+            <w:tcBorders>
+              <w:top w:val="single" w:sz="4" w:space="0" w:color="555555"/>
+              <w:left w:val="single" w:sz="4" w:space="0" w:color="555555"/>
+              <w:bottom w:val="single" w:sz="4" w:space="0" w:color="555555"/>
+              <w:right w:val="single" w:sz="4" w:space="0" w:color="555555"/>
+            </w:tcBorders>
           </w:tcPr>
-          <w:p>
-            <w:pPr>
-              <w:jc w:val="center"/>
-            </w:pPr>
-          </w:p>
-        </w:tc>
-      </w:tr>
-      <w:tr>
-        <w:tc>
-          <w:tcPr>
-            <w:tcW w:type="dxa" w:w="1994"/>
-          </w:tcPr>
-          <w:p>
-            <w:pPr>
-              <w:jc w:val="center"/>
-            </w:pPr>
-          </w:p>
-        </w:tc>
-        <w:tc>
-          <w:tcPr>
-            <w:tcW w:type="dxa" w:w="1994"/>
-          </w:tcPr>
-          <w:p>
-            <w:pPr>
-              <w:jc w:val="center"/>
-            </w:pPr>
-          </w:p>
-        </w:tc>
-        <w:tc>
-          <w:tcPr>
-            <w:tcW w:type="dxa" w:w="1994"/>
-          </w:tcPr>
-          <w:p>
-            <w:pPr>
-              <w:jc w:val="center"/>
-            </w:pPr>
-          </w:p>
-        </w:tc>
-        <w:tc>
-          <w:tcPr>
-            <w:tcW w:type="dxa" w:w="1994"/>
-          </w:tcPr>
-          <w:p>
-            <w:pPr>
-              <w:jc w:val="center"/>
-            </w:pPr>
-          </w:p>
-        </w:tc>
-        <w:tc>
-          <w:tcPr>
-            <w:tcW w:type="dxa" w:w="1994"/>
-          </w:tcPr>
-          <w:p>
-            <w:pPr>
-              <w:jc w:val="center"/>
-            </w:pPr>
-          </w:p>
-        </w:tc>
-      </w:tr>
-      <w:tr>
-        <w:tc>
-          <w:tcPr>
-            <w:tcW w:type="dxa" w:w="1994"/>
-          </w:tcPr>
-          <w:p>
-            <w:pPr>
-              <w:jc w:val="center"/>
-            </w:pPr>
-          </w:p>
-        </w:tc>
-        <w:tc>
-          <w:tcPr>
-            <w:tcW w:type="dxa" w:w="1994"/>
-          </w:tcPr>
-          <w:p>
-            <w:pPr>
-              <w:jc w:val="center"/>
-            </w:pPr>
-          </w:p>
-        </w:tc>
-        <w:tc>
-          <w:tcPr>
-            <w:tcW w:type="dxa" w:w="1994"/>
-          </w:tcPr>
-          <w:p>
-            <w:pPr>
-              <w:jc w:val="center"/>
-            </w:pPr>
-          </w:p>
-        </w:tc>
-        <w:tc>
-          <w:tcPr>
-            <w:tcW w:type="dxa" w:w="1994"/>
-          </w:tcPr>
-          <w:p>
-            <w:pPr>
-              <w:jc w:val="center"/>
-            </w:pPr>
-          </w:p>
-        </w:tc>
-        <w:tc>
-          <w:tcPr>
-            <w:tcW w:type="dxa" w:w="1994"/>
-          </w:tcPr>
-          <w:p>
-            <w:pPr>
-              <w:jc w:val="center"/>
-            </w:pPr>
-          </w:p>
-        </w:tc>
-      </w:tr>
-      <w:tr>
-        <w:tc>
-          <w:tcPr>
-            <w:tcW w:type="dxa" w:w="1994"/>
-          </w:tcPr>
-          <w:p>
-            <w:pPr>
-              <w:jc w:val="center"/>
-            </w:pPr>
-          </w:p>
-        </w:tc>
-        <w:tc>
-          <w:tcPr>
-            <w:tcW w:type="dxa" w:w="1994"/>
-          </w:tcPr>
-          <w:p>
-            <w:pPr>
-              <w:jc w:val="center"/>
-            </w:pPr>
-          </w:p>
-        </w:tc>
-        <w:tc>
-          <w:tcPr>
-            <w:tcW w:type="dxa" w:w="1994"/>
-          </w:tcPr>
-          <w:p>
-            <w:pPr>
-              <w:jc w:val="center"/>
-            </w:pPr>
-          </w:p>
-        </w:tc>
-        <w:tc>
-          <w:tcPr>
-            <w:tcW w:type="dxa" w:w="1994"/>
-          </w:tcPr>
-          <w:p>
-            <w:pPr>
-              <w:jc w:val="center"/>
-            </w:pPr>
-          </w:p>
-        </w:tc>
-        <w:tc>
-          <w:tcPr>
-            <w:tcW w:type="dxa" w:w="1994"/>
-          </w:tcPr>
-          <w:p>
-            <w:pPr>
-              <w:jc w:val="center"/>
-            </w:pPr>
-          </w:p>
-        </w:tc>
-      </w:tr>
-      <w:tr>
-        <w:tc>
-          <w:tcPr>
-            <w:tcW w:type="dxa" w:w="1994"/>
-          </w:tcPr>
-          <w:p>
-            <w:pPr>
-              <w:jc w:val="center"/>
-            </w:pPr>
-          </w:p>
-        </w:tc>
-        <w:tc>
-          <w:tcPr>
-            <w:tcW w:type="dxa" w:w="1994"/>
-          </w:tcPr>
-          <w:p>
-            <w:pPr>
-              <w:jc w:val="center"/>
-            </w:pPr>
-          </w:p>
-        </w:tc>
-        <w:tc>
-          <w:tcPr>
-            <w:tcW w:type="dxa" w:w="1994"/>
-          </w:tcPr>
-          <w:p>
-            <w:pPr>
-              <w:jc w:val="center"/>
-            </w:pPr>
-          </w:p>
-        </w:tc>
-        <w:tc>
-          <w:tcPr>
-            <w:tcW w:type="dxa" w:w="1994"/>
-          </w:tcPr>
-          <w:p>
-            <w:pPr>
-              <w:jc w:val="center"/>
-            </w:pPr>
-          </w:p>
-        </w:tc>
-        <w:tc>
-          <w:tcPr>
-            <w:tcW w:type="dxa" w:w="1994"/>
-          </w:tcPr>
-          <w:p>
-            <w:pPr>
-              <w:jc w:val="center"/>
-            </w:pPr>
-          </w:p>
-        </w:tc>
-      </w:tr>
-      <w:tr>
-        <w:tc>
-          <w:tcPr>
-            <w:tcW w:type="dxa" w:w="1994"/>
-          </w:tcPr>
-          <w:p>
-            <w:pPr>
-              <w:jc w:val="center"/>
-            </w:pPr>
-          </w:p>
-        </w:tc>
-        <w:tc>
-          <w:tcPr>
-            <w:tcW w:type="dxa" w:w="1994"/>
-          </w:tcPr>
-          <w:p>
-            <w:pPr>
-              <w:jc w:val="center"/>
-            </w:pPr>
-          </w:p>
-        </w:tc>
-        <w:tc>
-          <w:tcPr>
-            <w:tcW w:type="dxa" w:w="1994"/>
-          </w:tcPr>
-          <w:p>
-            <w:pPr>
-              <w:jc w:val="center"/>
-            </w:pPr>
-          </w:p>
-        </w:tc>
-        <w:tc>
-          <w:tcPr>
-            <w:tcW w:type="dxa" w:w="1994"/>
-          </w:tcPr>
-          <w:p>
-            <w:pPr>
-              <w:jc w:val="center"/>
-            </w:pPr>
-          </w:p>
-        </w:tc>
-        <w:tc>
-          <w:tcPr>
-            <w:tcW w:type="dxa" w:w="1994"/>
-          </w:tcPr>
-          <w:p>
-            <w:pPr>
-              <w:jc w:val="center"/>
-            </w:pPr>
-          </w:p>
+          <w:p/>
         </w:tc>
       </w:tr>
     </w:tbl>
-    <w:p/>
-    <w:p>
-      <w:pPr>
-        <w:bidi/>
-      </w:pPr>
-      <w:r>
-        <w:rPr>
-          <w:b/>
-          <w:color w:val="2D6A4F"/>
-          <w:sz w:val="22"/>
-        </w:rPr>
-        <w:t>◆  التوقيعات</w:t>
-      </w:r>
-    </w:p>
-    <w:tbl>
-      <w:tblPr>
-        <w:tblStyle w:val="TableGrid"/>
-        <w:tblW w:type="auto" w:w="0"/>
-        <w:jc w:val="center"/>
-        <w:tblLook w:firstColumn="1" w:firstRow="1" w:lastColumn="0" w:lastRow="0" w:noHBand="0" w:noVBand="1" w:val="04A0"/>
-      </w:tblPr>
-      <w:tblGrid>
-        <w:gridCol w:w="3324"/>
-        <w:gridCol w:w="3324"/>
-        <w:gridCol w:w="3324"/>
-      </w:tblGrid>
-      <w:tr>
-        <w:tc>
-          <w:tcPr>
-            <w:tcW w:type="dxa" w:w="3324"/>
-            <w:shd w:val="clear" w:color="auto" w:fill="e8e8e8"/>
-          </w:tcPr>
-          <w:p>
-            <w:pPr>
-              <w:jc w:val="center"/>
-              <w:bidi/>
-            </w:pPr>
-            <w:r>
-              <w:rPr>
-                <w:b/>
-                <w:sz w:val="20"/>
-              </w:rPr>
-              <w:t>المنصب</w:t>
-            </w:r>
-          </w:p>
-        </w:tc>
-        <w:tc>
-          <w:tcPr>
-            <w:tcW w:type="dxa" w:w="3324"/>
-            <w:shd w:val="clear" w:color="auto" w:fill="e8e8e8"/>
-          </w:tcPr>
-          <w:p>
-            <w:pPr>
-              <w:jc w:val="center"/>
-              <w:bidi/>
-            </w:pPr>
-            <w:r>
-              <w:rPr>
-                <w:b/>
-                <w:sz w:val="20"/>
-              </w:rPr>
-              <w:t>الاسم</w:t>
-            </w:r>
-          </w:p>
-        </w:tc>
-        <w:tc>
-          <w:tcPr>
-            <w:tcW w:type="dxa" w:w="3324"/>
-            <w:shd w:val="clear" w:color="auto" w:fill="e8e8e8"/>
-          </w:tcPr>
-          <w:p>
-            <w:pPr>
-              <w:jc w:val="center"/>
-              <w:bidi/>
-            </w:pPr>
-            <w:r>
-              <w:rPr>
-                <w:b/>
-                <w:sz w:val="20"/>
-              </w:rPr>
-              <w:t>التوقيع</w:t>
-            </w:r>
-          </w:p>
-        </w:tc>
-      </w:tr>
-      <w:tr>
-        <w:tc>
-          <w:tcPr>
-            <w:tcW w:type="dxa" w:w="3324"/>
-          </w:tcPr>
-          <w:p>
-            <w:pPr>
-              <w:jc w:val="center"/>
-              <w:bidi/>
-            </w:pPr>
-            <w:r>
-              <w:t>رئيس الجلسة</w:t>
-            </w:r>
-          </w:p>
-        </w:tc>
-        <w:tc>
-          <w:tcPr>
-            <w:tcW w:type="dxa" w:w="3324"/>
-          </w:tcPr>
-          <w:p>
-            <w:pPr>
-              <w:jc w:val="center"/>
-            </w:pPr>
-          </w:p>
-        </w:tc>
-        <w:tc>
-          <w:tcPr>
-            <w:tcW w:type="dxa" w:w="3324"/>
-          </w:tcPr>
-          <w:p>
-            <w:pPr>
-              <w:jc w:val="center"/>
-            </w:pPr>
-          </w:p>
-        </w:tc>
-      </w:tr>
-      <w:tr>
-        <w:tc>
-          <w:tcPr>
-            <w:tcW w:type="dxa" w:w="3324"/>
-          </w:tcPr>
-          <w:p>
-            <w:pPr>
-              <w:jc w:val="center"/>
-              <w:bidi/>
-            </w:pPr>
-            <w:r>
-              <w:t>الكاتب</w:t>
-            </w:r>
-          </w:p>
-        </w:tc>
-        <w:tc>
-          <w:tcPr>
-            <w:tcW w:type="dxa" w:w="3324"/>
-          </w:tcPr>
-          <w:p>
-            <w:pPr>
-              <w:jc w:val="center"/>
-            </w:pPr>
-          </w:p>
-        </w:tc>
-        <w:tc>
-          <w:tcPr>
-            <w:tcW w:type="dxa" w:w="3324"/>
-          </w:tcPr>
-          <w:p>
-            <w:pPr>
-              <w:jc w:val="center"/>
-            </w:pPr>
-          </w:p>
-        </w:tc>
-      </w:tr>
-      <w:tr>
-        <w:tc>
-          <w:tcPr>
-            <w:tcW w:type="dxa" w:w="3324"/>
-          </w:tcPr>
-          <w:p>
-            <w:pPr>
-              <w:jc w:val="center"/>
-              <w:bidi/>
-            </w:pPr>
-            <w:r>
-              <w:t>المؤطِّر</w:t>
-            </w:r>
-          </w:p>
-        </w:tc>
-        <w:tc>
-          <w:tcPr>
-            <w:tcW w:type="dxa" w:w="3324"/>
-          </w:tcPr>
-          <w:p>
-            <w:pPr>
-              <w:jc w:val="center"/>
-            </w:pPr>
-          </w:p>
-        </w:tc>
-        <w:tc>
-          <w:tcPr>
-            <w:tcW w:type="dxa" w:w="3324"/>
-          </w:tcPr>
-          <w:p>
-            <w:pPr>
-              <w:jc w:val="center"/>
-            </w:pPr>
-          </w:p>
-        </w:tc>
-      </w:tr>
-    </w:tbl>
-    <w:p/>
     <w:sectPr>
       <w:pgSz w:w="12240" w:h="15840"/>
       <w:pgMar w:top="850" w:right="1134" w:bottom="850" w:left="1134" w:header="720" w:footer="720" w:gutter="0"/>
@@ -1298,7 +1248,7 @@
     <w:rsid w:val="00FC693F"/>
     <w:rPr>
       <w:rFonts w:ascii="Arial" w:hAnsi="Arial"/>
-      <w:sz w:val="22"/>
+      <w:sz w:val="20"/>
     </w:rPr>
   </w:style>
   <w:style w:type="paragraph" w:styleId="Header">
